--- a/2022/Drafts/Compliance Documents/LMCV-HERS/2022-LMCV-MCH-23a-AirflowRate-AllZonesCallingOnly.docx
+++ b/2022/Drafts/Compliance Documents/LMCV-HERS/2022-LMCV-MCH-23a-AirflowRate-AllZonesCallingOnly.docx
@@ -1211,8 +1211,8 @@
         <w:tblLook w:val="0000" w:firstRow="0" w:lastRow="0" w:firstColumn="0" w:lastColumn="0" w:noHBand="0" w:noVBand="0"/>
       </w:tblPr>
       <w:tblGrid>
-        <w:gridCol w:w="474"/>
-        <w:gridCol w:w="5815"/>
+        <w:gridCol w:w="473"/>
+        <w:gridCol w:w="5816"/>
         <w:gridCol w:w="4501"/>
       </w:tblGrid>
       <w:tr>
@@ -11799,34 +11799,135 @@
             <w:pPr>
               <w:keepNext/>
               <w:rPr>
-                <w:rFonts w:asciiTheme="minorHAnsi" w:hAnsiTheme="minorHAnsi"/>
-                <w:sz w:val="18"/>
-                <w:szCs w:val="18"/>
-              </w:rPr>
-            </w:pPr>
-            <w:r>
-              <w:rPr>
-                <w:rFonts w:asciiTheme="minorHAnsi" w:hAnsiTheme="minorHAnsi"/>
-                <w:sz w:val="18"/>
-                <w:szCs w:val="18"/>
-              </w:rPr>
-              <w:t>Elseif parent is MCH-01a, and B1</w:t>
-            </w:r>
-            <w:r>
-              <w:rPr>
-                <w:rFonts w:asciiTheme="minorHAnsi" w:hAnsiTheme="minorHAnsi"/>
-                <w:sz w:val="18"/>
-                <w:szCs w:val="18"/>
-              </w:rPr>
-              <w:t>0</w:t>
-            </w:r>
-            <w:r>
-              <w:rPr>
-                <w:rFonts w:asciiTheme="minorHAnsi" w:hAnsiTheme="minorHAnsi"/>
-                <w:sz w:val="18"/>
-                <w:szCs w:val="18"/>
-              </w:rPr>
-              <w:t xml:space="preserve"> </w:t>
+                <w:ins w:id="46" w:author="Alhabibi, Haider@Energy" w:date="2024-04-09T08:40:00Z"/>
+                <w:rFonts w:asciiTheme="minorHAnsi" w:hAnsiTheme="minorHAnsi"/>
+                <w:sz w:val="18"/>
+                <w:szCs w:val="18"/>
+              </w:rPr>
+            </w:pPr>
+            <w:r>
+              <w:rPr>
+                <w:rFonts w:asciiTheme="minorHAnsi" w:hAnsiTheme="minorHAnsi"/>
+                <w:sz w:val="18"/>
+                <w:szCs w:val="18"/>
+              </w:rPr>
+              <w:t>Elseif parent is MCH-01a</w:t>
+            </w:r>
+            <w:ins w:id="47" w:author="Alhabibi, Haider@Energy" w:date="2024-04-09T08:40:00Z">
+              <w:r>
+                <w:rPr>
+                  <w:rFonts w:asciiTheme="minorHAnsi" w:hAnsiTheme="minorHAnsi"/>
+                  <w:sz w:val="18"/>
+                  <w:szCs w:val="18"/>
+                </w:rPr>
+                <w:t xml:space="preserve"> only:</w:t>
+              </w:r>
+            </w:ins>
+          </w:p>
+          <w:p>
+            <w:pPr>
+              <w:keepNext/>
+              <w:rPr>
+                <w:rFonts w:asciiTheme="minorHAnsi" w:hAnsiTheme="minorHAnsi"/>
+                <w:sz w:val="18"/>
+                <w:szCs w:val="18"/>
+              </w:rPr>
+            </w:pPr>
+            <w:ins w:id="48" w:author="Alhabibi, Haider@Energy" w:date="2024-04-09T08:40:00Z">
+              <w:r>
+                <w:rPr>
+                  <w:rFonts w:asciiTheme="minorHAnsi" w:hAnsiTheme="minorHAnsi"/>
+                  <w:sz w:val="18"/>
+                  <w:szCs w:val="18"/>
+                </w:rPr>
+                <w:t>If (B10 ≠ NA and B10 ≠ D09)</w:t>
+              </w:r>
+            </w:ins>
+            <w:del w:id="49" w:author="Alhabibi, Haider@Energy" w:date="2024-04-09T08:40:00Z">
+              <w:r>
+                <w:rPr>
+                  <w:rFonts w:asciiTheme="minorHAnsi" w:hAnsiTheme="minorHAnsi"/>
+                  <w:sz w:val="18"/>
+                  <w:szCs w:val="18"/>
+                </w:rPr>
+                <w:delText>, and B1</w:delText>
+              </w:r>
+              <w:r>
+                <w:rPr>
+                  <w:rFonts w:asciiTheme="minorHAnsi" w:hAnsiTheme="minorHAnsi"/>
+                  <w:sz w:val="18"/>
+                  <w:szCs w:val="18"/>
+                </w:rPr>
+                <w:delText>0</w:delText>
+              </w:r>
+              <w:r>
+                <w:rPr>
+                  <w:rFonts w:asciiTheme="minorHAnsi" w:hAnsiTheme="minorHAnsi"/>
+                  <w:sz w:val="18"/>
+                  <w:szCs w:val="18"/>
+                </w:rPr>
+                <w:delText xml:space="preserve"> </w:delText>
+              </w:r>
+              <w:r>
+                <w:rPr>
+                  <w:rFonts w:asciiTheme="minorHAnsi" w:hAnsiTheme="minorHAnsi" w:cstheme="minorHAnsi"/>
+                  <w:sz w:val="18"/>
+                  <w:szCs w:val="18"/>
+                </w:rPr>
+                <w:delText>≠</w:delText>
+              </w:r>
+              <w:r>
+                <w:rPr>
+                  <w:rFonts w:asciiTheme="minorHAnsi" w:hAnsiTheme="minorHAnsi"/>
+                  <w:sz w:val="18"/>
+                  <w:szCs w:val="18"/>
+                </w:rPr>
+                <w:delText xml:space="preserve"> D09</w:delText>
+              </w:r>
+            </w:del>
+            <w:r>
+              <w:rPr>
+                <w:rFonts w:asciiTheme="minorHAnsi" w:hAnsiTheme="minorHAnsi"/>
+                <w:sz w:val="18"/>
+                <w:szCs w:val="18"/>
+              </w:rPr>
+              <w:t>, then value = 350;</w:t>
+            </w:r>
+          </w:p>
+          <w:p>
+            <w:pPr>
+              <w:keepNext/>
+              <w:rPr>
+                <w:rFonts w:asciiTheme="minorHAnsi" w:hAnsiTheme="minorHAnsi"/>
+                <w:sz w:val="18"/>
+                <w:szCs w:val="18"/>
+              </w:rPr>
+            </w:pPr>
+            <w:r>
+              <w:rPr>
+                <w:rFonts w:asciiTheme="minorHAnsi" w:hAnsiTheme="minorHAnsi"/>
+                <w:sz w:val="18"/>
+                <w:szCs w:val="18"/>
+              </w:rPr>
+              <w:t xml:space="preserve">Elseif </w:t>
+            </w:r>
+            <w:del w:id="50" w:author="Alhabibi, Haider@Energy" w:date="2024-04-09T15:17:00Z">
+              <w:r>
+                <w:rPr>
+                  <w:rFonts w:asciiTheme="minorHAnsi" w:hAnsiTheme="minorHAnsi"/>
+                  <w:sz w:val="18"/>
+                  <w:szCs w:val="18"/>
+                </w:rPr>
+                <w:delText xml:space="preserve">parent is MCH-01a, and </w:delText>
+              </w:r>
+            </w:del>
+            <w:r>
+              <w:rPr>
+                <w:rFonts w:asciiTheme="minorHAnsi" w:hAnsiTheme="minorHAnsi"/>
+                <w:sz w:val="18"/>
+                <w:szCs w:val="18"/>
+              </w:rPr>
+              <w:t xml:space="preserve">C08 </w:t>
             </w:r>
             <w:r>
               <w:rPr>
@@ -11842,52 +11943,89 @@
                 <w:sz w:val="18"/>
                 <w:szCs w:val="18"/>
               </w:rPr>
-              <w:t xml:space="preserve"> D09, then value = 350;</w:t>
-            </w:r>
-          </w:p>
-          <w:p>
-            <w:pPr>
-              <w:keepNext/>
-              <w:rPr>
-                <w:rFonts w:asciiTheme="minorHAnsi" w:hAnsiTheme="minorHAnsi"/>
-                <w:sz w:val="18"/>
-                <w:szCs w:val="18"/>
-              </w:rPr>
-            </w:pPr>
-          </w:p>
-          <w:p>
-            <w:pPr>
-              <w:keepNext/>
-              <w:rPr>
-                <w:rFonts w:asciiTheme="minorHAnsi" w:hAnsiTheme="minorHAnsi"/>
-                <w:sz w:val="18"/>
-                <w:szCs w:val="18"/>
-              </w:rPr>
-            </w:pPr>
-            <w:r>
-              <w:rPr>
-                <w:rFonts w:asciiTheme="minorHAnsi" w:hAnsiTheme="minorHAnsi"/>
-                <w:sz w:val="18"/>
-                <w:szCs w:val="18"/>
-              </w:rPr>
-              <w:t xml:space="preserve">Elseif parent is MCH-01a, and C08 </w:t>
-            </w:r>
-            <w:r>
-              <w:rPr>
-                <w:rFonts w:asciiTheme="minorHAnsi" w:hAnsiTheme="minorHAnsi" w:cstheme="minorHAnsi"/>
-                <w:sz w:val="18"/>
-                <w:szCs w:val="18"/>
-              </w:rPr>
-              <w:t>≠</w:t>
-            </w:r>
-            <w:r>
-              <w:rPr>
-                <w:rFonts w:asciiTheme="minorHAnsi" w:hAnsiTheme="minorHAnsi"/>
-                <w:sz w:val="18"/>
-                <w:szCs w:val="18"/>
-              </w:rPr>
               <w:t xml:space="preserve"> NA, then reference value from MCH-01a C08;</w:t>
             </w:r>
+          </w:p>
+          <w:p>
+            <w:pPr>
+              <w:keepNext/>
+              <w:rPr>
+                <w:rFonts w:asciiTheme="minorHAnsi" w:hAnsiTheme="minorHAnsi"/>
+                <w:sz w:val="18"/>
+                <w:szCs w:val="18"/>
+              </w:rPr>
+            </w:pPr>
+          </w:p>
+          <w:p>
+            <w:pPr>
+              <w:keepNext/>
+              <w:rPr>
+                <w:ins w:id="51" w:author="Alhabibi, Haider@Energy" w:date="2024-04-09T08:41:00Z"/>
+                <w:rFonts w:asciiTheme="minorHAnsi" w:hAnsiTheme="minorHAnsi"/>
+                <w:sz w:val="18"/>
+                <w:szCs w:val="18"/>
+              </w:rPr>
+            </w:pPr>
+            <w:ins w:id="52" w:author="Alhabibi, Haider@Energy" w:date="2024-04-09T08:41:00Z">
+              <w:r>
+                <w:rPr>
+                  <w:rFonts w:asciiTheme="minorHAnsi" w:hAnsiTheme="minorHAnsi"/>
+                  <w:sz w:val="18"/>
+                  <w:szCs w:val="18"/>
+                </w:rPr>
+                <w:t xml:space="preserve">Elseif parent is MCH-01d only: </w:t>
+              </w:r>
+            </w:ins>
+          </w:p>
+          <w:p>
+            <w:pPr>
+              <w:keepNext/>
+              <w:rPr>
+                <w:ins w:id="53" w:author="Alhabibi, Haider@Energy" w:date="2024-04-09T08:41:00Z"/>
+                <w:rFonts w:asciiTheme="minorHAnsi" w:hAnsiTheme="minorHAnsi"/>
+                <w:sz w:val="18"/>
+                <w:szCs w:val="18"/>
+              </w:rPr>
+            </w:pPr>
+            <w:ins w:id="54" w:author="Alhabibi, Haider@Energy" w:date="2024-04-09T08:41:00Z">
+              <w:r>
+                <w:rPr>
+                  <w:rFonts w:asciiTheme="minorHAnsi" w:hAnsiTheme="minorHAnsi"/>
+                  <w:sz w:val="18"/>
+                  <w:szCs w:val="18"/>
+                </w:rPr>
+                <w:t>If (B08 ≠ NA and B08 ≠ D09), then value = 350;</w:t>
+              </w:r>
+            </w:ins>
+          </w:p>
+          <w:p>
+            <w:pPr>
+              <w:keepNext/>
+              <w:rPr>
+                <w:ins w:id="55" w:author="Alhabibi, Haider@Energy" w:date="2024-04-09T08:41:00Z"/>
+                <w:rFonts w:asciiTheme="minorHAnsi" w:hAnsiTheme="minorHAnsi"/>
+                <w:sz w:val="18"/>
+                <w:szCs w:val="18"/>
+              </w:rPr>
+            </w:pPr>
+            <w:ins w:id="56" w:author="Alhabibi, Haider@Energy" w:date="2024-04-09T08:41:00Z">
+              <w:r>
+                <w:rPr>
+                  <w:rFonts w:asciiTheme="minorHAnsi" w:hAnsiTheme="minorHAnsi"/>
+                  <w:sz w:val="18"/>
+                  <w:szCs w:val="18"/>
+                </w:rPr>
+                <w:t>Elseif C08 ≠ NA, then reference value from MCH-01d C08</w:t>
+              </w:r>
+              <w:r>
+                <w:rPr>
+                  <w:rFonts w:asciiTheme="minorHAnsi" w:hAnsiTheme="minorHAnsi"/>
+                  <w:sz w:val="18"/>
+                  <w:szCs w:val="18"/>
+                </w:rPr>
+                <w:t>;</w:t>
+              </w:r>
+            </w:ins>
           </w:p>
           <w:p>
             <w:pPr>
@@ -14102,7 +14240,7 @@
               <w:sz w:val="20"/>
             </w:rPr>
           </w:pPr>
-          <w:del w:id="46" w:author="Alhabibi, Haider@Energy" w:date="2023-11-22T13:28:00Z">
+          <w:del w:id="57" w:author="Alhabibi, Haider@Energy" w:date="2023-11-22T13:28:00Z">
             <w:r>
               <w:rPr>
                 <w:rFonts w:ascii="Calibri" w:hAnsi="Calibri"/>
@@ -14131,7 +14269,7 @@
               <w:delText>R</w:delText>
             </w:r>
           </w:del>
-          <w:ins w:id="47" w:author="Alhabibi, Haider@Energy" w:date="2023-11-22T13:28:00Z">
+          <w:ins w:id="58" w:author="Alhabibi, Haider@Energy" w:date="2023-11-22T13:28:00Z">
             <w:r>
               <w:rPr>
                 <w:rFonts w:ascii="Calibri" w:hAnsi="Calibri"/>
@@ -17846,10 +17984,6 @@
 </file>
 
 <file path=customXml/item1.xml><?xml version="1.0" encoding="utf-8"?>
-<b:Sources xmlns:b="http://schemas.openxmlformats.org/officeDocument/2006/bibliography" xmlns="http://schemas.openxmlformats.org/officeDocument/2006/bibliography" SelectedStyle="\APA.XSL" StyleName="APA Fifth Edition"/>
-</file>
-
-<file path=customXml/item2.xml><?xml version="1.0" encoding="utf-8"?>
 <p:properties xmlns:p="http://schemas.microsoft.com/office/2006/metadata/properties" xmlns:xsi="http://www.w3.org/2001/XMLSchema-instance" xmlns:pc="http://schemas.microsoft.com/office/infopath/2007/PartnerControls">
   <documentManagement>
     <b26d xmlns="785685f2-c2e1-4352-89aa-3faca8eaba52" xsi:nil="true"/>
@@ -17872,7 +18006,7 @@
 </p:properties>
 </file>
 
-<file path=customXml/item3.xml><?xml version="1.0" encoding="utf-8"?>
+<file path=customXml/item2.xml><?xml version="1.0" encoding="utf-8"?>
 <?mso-contentType ?>
 <FormTemplates xmlns="http://schemas.microsoft.com/sharepoint/v3/contenttype/forms">
   <Display>DocumentLibraryForm</Display>
@@ -17881,9 +18015,9 @@
 </FormTemplates>
 </file>
 
-<file path=customXml/item4.xml><?xml version="1.0" encoding="utf-8"?>
-<ct:contentTypeSchema xmlns:ct="http://schemas.microsoft.com/office/2006/metadata/contentType" xmlns:ma="http://schemas.microsoft.com/office/2006/metadata/properties/metaAttributes" ct:_="" ma:_="" ma:contentTypeName="Document" ma:contentTypeID="0x01010061DC9A153AAEEE45BACE06E01F8272AC" ma:contentTypeVersion="21" ma:contentTypeDescription="Create a new document." ma:contentTypeScope="" ma:versionID="88efdf97b65d09c9d0c7bbf944c2dedf">
-  <xsd:schema xmlns:xsd="http://www.w3.org/2001/XMLSchema" xmlns:xs="http://www.w3.org/2001/XMLSchema" xmlns:p="http://schemas.microsoft.com/office/2006/metadata/properties" xmlns:ns2="785685f2-c2e1-4352-89aa-3faca8eaba52" xmlns:ns3="5067c814-4b34-462c-a21d-c185ff6548d2" targetNamespace="http://schemas.microsoft.com/office/2006/metadata/properties" ma:root="true" ma:fieldsID="ea7966bcb5d37bb36b188e4d473f173a" ns2:_="" ns3:_="">
+<file path=customXml/item3.xml><?xml version="1.0" encoding="utf-8"?>
+<ct:contentTypeSchema xmlns:ct="http://schemas.microsoft.com/office/2006/metadata/contentType" xmlns:ma="http://schemas.microsoft.com/office/2006/metadata/properties/metaAttributes" ct:_="" ma:_="" ma:contentTypeName="Document" ma:contentTypeID="0x01010061DC9A153AAEEE45BACE06E01F8272AC" ma:contentTypeVersion="22" ma:contentTypeDescription="Create a new document." ma:contentTypeScope="" ma:versionID="f385d176d2edce8649242d2577021922">
+  <xsd:schema xmlns:xsd="http://www.w3.org/2001/XMLSchema" xmlns:xs="http://www.w3.org/2001/XMLSchema" xmlns:p="http://schemas.microsoft.com/office/2006/metadata/properties" xmlns:ns2="785685f2-c2e1-4352-89aa-3faca8eaba52" xmlns:ns3="5067c814-4b34-462c-a21d-c185ff6548d2" targetNamespace="http://schemas.microsoft.com/office/2006/metadata/properties" ma:root="true" ma:fieldsID="d524efdc8979a7138db3d9a62e6dc8ef" ns2:_="" ns3:_="">
     <xsd:import namespace="785685f2-c2e1-4352-89aa-3faca8eaba52"/>
     <xsd:import namespace="5067c814-4b34-462c-a21d-c185ff6548d2"/>
     <xsd:element name="properties">
@@ -17912,6 +18046,7 @@
                 <xsd:element ref="ns2:lcf76f155ced4ddcb4097134ff3c332f" minOccurs="0"/>
                 <xsd:element ref="ns3:TaxCatchAll" minOccurs="0"/>
                 <xsd:element ref="ns2:MediaServiceObjectDetectorVersions" minOccurs="0"/>
+                <xsd:element ref="ns2:MediaServiceSearchProperties" minOccurs="0"/>
               </xsd:all>
             </xsd:complexType>
           </xsd:element>
@@ -18027,6 +18162,11 @@
     <xsd:element name="MediaServiceObjectDetectorVersions" ma:index="28" nillable="true" ma:displayName="MediaServiceObjectDetectorVersions" ma:hidden="true" ma:indexed="true" ma:internalName="MediaServiceObjectDetectorVersions" ma:readOnly="true">
       <xsd:simpleType>
         <xsd:restriction base="dms:Text"/>
+      </xsd:simpleType>
+    </xsd:element>
+    <xsd:element name="MediaServiceSearchProperties" ma:index="29" nillable="true" ma:displayName="MediaServiceSearchProperties" ma:hidden="true" ma:internalName="MediaServiceSearchProperties" ma:readOnly="true">
+      <xsd:simpleType>
+        <xsd:restriction base="dms:Note"/>
       </xsd:simpleType>
     </xsd:element>
   </xsd:schema>
@@ -18170,19 +18310,15 @@
 </ct:contentTypeSchema>
 </file>
 
+<file path=customXml/item4.xml><?xml version="1.0" encoding="utf-8"?>
+<b:Sources xmlns:b="http://schemas.openxmlformats.org/officeDocument/2006/bibliography" xmlns="http://schemas.openxmlformats.org/officeDocument/2006/bibliography" SelectedStyle="\APA.XSL" StyleName="APA Fifth Edition"/>
+</file>
+
 <file path=customXml/item5.xml><?xml version="1.0" encoding="utf-8"?>
 <b:Sources xmlns:b="http://schemas.openxmlformats.org/officeDocument/2006/bibliography" xmlns="http://schemas.openxmlformats.org/officeDocument/2006/bibliography" SelectedStyle="\APA.XSL" StyleName="APA Fifth Edition"/>
 </file>
 
 <file path=customXml/itemProps1.xml><?xml version="1.0" encoding="utf-8"?>
-<ds:datastoreItem xmlns:ds="http://schemas.openxmlformats.org/officeDocument/2006/customXml" ds:itemID="{D1E74900-BBB7-45E8-9175-4D88ED9F73B7}">
-  <ds:schemaRefs>
-    <ds:schemaRef ds:uri="http://schemas.openxmlformats.org/officeDocument/2006/bibliography"/>
-  </ds:schemaRefs>
-</ds:datastoreItem>
-</file>
-
-<file path=customXml/itemProps2.xml><?xml version="1.0" encoding="utf-8"?>
 <ds:datastoreItem xmlns:ds="http://schemas.openxmlformats.org/officeDocument/2006/customXml" ds:itemID="{59681AD9-EA45-4E56-9EB8-444975F6E2F2}">
   <ds:schemaRefs>
     <ds:schemaRef ds:uri="http://schemas.microsoft.com/office/2006/metadata/properties"/>
@@ -18193,7 +18329,7 @@
 </ds:datastoreItem>
 </file>
 
-<file path=customXml/itemProps3.xml><?xml version="1.0" encoding="utf-8"?>
+<file path=customXml/itemProps2.xml><?xml version="1.0" encoding="utf-8"?>
 <ds:datastoreItem xmlns:ds="http://schemas.openxmlformats.org/officeDocument/2006/customXml" ds:itemID="{2D6B316A-C79D-4230-9B1F-82008F93D9BB}">
   <ds:schemaRefs>
     <ds:schemaRef ds:uri="http://schemas.microsoft.com/sharepoint/v3/contenttype/forms"/>
@@ -18201,8 +18337,8 @@
 </ds:datastoreItem>
 </file>
 
-<file path=customXml/itemProps4.xml><?xml version="1.0" encoding="utf-8"?>
-<ds:datastoreItem xmlns:ds="http://schemas.openxmlformats.org/officeDocument/2006/customXml" ds:itemID="{7FA33020-921E-49AB-9976-2DAB399E2FEB}">
+<file path=customXml/itemProps3.xml><?xml version="1.0" encoding="utf-8"?>
+<ds:datastoreItem xmlns:ds="http://schemas.openxmlformats.org/officeDocument/2006/customXml" ds:itemID="{E10CDB2A-A901-41E5-A425-FD8CA91CEB47}">
   <ds:schemaRefs>
     <ds:schemaRef ds:uri="http://schemas.microsoft.com/office/2006/metadata/contentType"/>
     <ds:schemaRef ds:uri="http://schemas.microsoft.com/office/2006/metadata/properties/metaAttributes"/>
@@ -18220,10 +18356,18 @@
 </ds:datastoreItem>
 </file>
 
-<file path=customXml/itemProps5.xml><?xml version="1.0" encoding="utf-8"?>
+<file path=customXml/itemProps4.xml><?xml version="1.0" encoding="utf-8"?>
 <ds:datastoreItem xmlns:ds="http://schemas.openxmlformats.org/officeDocument/2006/customXml" ds:itemID="{42E0583C-5D8A-4989-B3F3-723EFEF22CF7}">
   <ds:schemaRefs>
     <ds:schemaRef ds:uri="http://schemas.openxmlformats.org/officeDocument/2006/bibliography"/>
   </ds:schemaRefs>
 </ds:datastoreItem>
+</file>
+
+<file path=customXml/itemProps5.xml><?xml version="1.0" encoding="utf-8"?>
+<ds:datastoreItem xmlns:ds="http://schemas.openxmlformats.org/officeDocument/2006/customXml" ds:itemID="{D1E74900-BBB7-45E8-9175-4D88ED9F73B7}">
+  <ds:schemaRefs>
+    <ds:schemaRef ds:uri="http://schemas.openxmlformats.org/officeDocument/2006/bibliography"/>
+  </ds:schemaRefs>
+</ds:datastoreItem>
 </file>